--- a/blog-module/blog-entries/20260316D/Εμένα-ρωτάς-εγώ-σε-λέω-Σανγκάη.docx
+++ b/blog-module/blog-entries/20260316D/Εμένα-ρωτάς-εγώ-σε-λέω-Σανγκάη.docx
@@ -6,23 +6,27 @@
       <w:pPr>
         <w:pStyle w:val="aa"/>
         <w:rPr>
+          <w:lang w:val="el-GR"/>
+        </w:rPr>
+      </w:pPr>
+      <w:r>
+        <w:rPr>
           <w:lang w:val="de-DE"/>
         </w:rPr>
-      </w:pPr>
-      <w:r>
-        <w:rPr>
-          <w:lang w:val="de-DE"/>
-        </w:rPr>
-        <w:t xml:space="preserve">Random </w:t>
-      </w:r>
-      <w:proofErr w:type="spellStart"/>
-      <w:r>
-        <w:rPr>
-          <w:lang w:val="de-DE"/>
-        </w:rPr>
-        <w:t>Misc</w:t>
-      </w:r>
-      <w:proofErr w:type="spellEnd"/>
+        <w:t>GP</w:t>
+      </w:r>
+      <w:r>
+        <w:rPr>
+          <w:lang w:val="el-GR"/>
+        </w:rPr>
+        <w:t xml:space="preserve"> </w:t>
+      </w:r>
+      <w:r>
+        <w:rPr>
+          <w:lang w:val="el-GR"/>
+        </w:rPr>
+        <w:t>2026</w:t>
+      </w:r>
     </w:p>
     <w:p>
       <w:pPr>
@@ -33,7 +37,7 @@
           <w:bCs/>
           <w:sz w:val="28"/>
           <w:szCs w:val="28"/>
-          <w:lang w:val="de-DE"/>
+          <w:lang w:val="el-GR"/>
         </w:rPr>
       </w:pPr>
     </w:p>
@@ -46,7 +50,7 @@
           <w:bCs/>
           <w:sz w:val="28"/>
           <w:szCs w:val="28"/>
-          <w:lang w:val="de-DE"/>
+          <w:lang w:val="el-GR"/>
         </w:rPr>
       </w:pPr>
     </w:p>
@@ -404,23 +408,7 @@
           <w:rFonts w:ascii="Comic Sans MS" w:hAnsi="Comic Sans MS"/>
           <w:lang w:val="el-GR"/>
         </w:rPr>
-        <w:t xml:space="preserve">με οδηγό, όχι τον </w:t>
-      </w:r>
-      <w:proofErr w:type="spellStart"/>
-      <w:r>
-        <w:rPr>
-          <w:rFonts w:ascii="Comic Sans MS" w:hAnsi="Comic Sans MS"/>
-          <w:lang w:val="el-GR"/>
-        </w:rPr>
-        <w:t>Αλόνσο</w:t>
-      </w:r>
-      <w:proofErr w:type="spellEnd"/>
-      <w:r>
-        <w:rPr>
-          <w:rFonts w:ascii="Comic Sans MS" w:hAnsi="Comic Sans MS"/>
-          <w:lang w:val="el-GR"/>
-        </w:rPr>
-        <w:t xml:space="preserve">, τον άλλον, βγαίνει εκτός για να μπει στη θέση του το αυτοκίνητο ασφαλείας. Ολόκληρη κίνα, τεχνολογικά εκατό χρόνια μπροστά, βάζουν ένα τρακτέρ να σηκώσει την </w:t>
+        <w:t xml:space="preserve">με οδηγό, όχι τον Αλόνσο, τον άλλον, βγαίνει εκτός για να μπει στη θέση του το αυτοκίνητο ασφαλείας. Ολόκληρη κίνα, τεχνολογικά εκατό χρόνια μπροστά, βάζουν ένα τρακτέρ να σηκώσει την </w:t>
       </w:r>
       <w:r>
         <w:rPr>
@@ -589,23 +577,7 @@
           <w:rFonts w:ascii="Comic Sans MS" w:hAnsi="Comic Sans MS"/>
           <w:lang w:val="el-GR"/>
         </w:rPr>
-        <w:t xml:space="preserve">Ο γίγαντας ο σκηνοθέτης δε ξέρει τι πλάνο να </w:t>
-      </w:r>
-      <w:proofErr w:type="spellStart"/>
-      <w:r>
-        <w:rPr>
-          <w:rFonts w:ascii="Comic Sans MS" w:hAnsi="Comic Sans MS"/>
-          <w:lang w:val="el-GR"/>
-        </w:rPr>
-        <w:t>πρωτοδείξει</w:t>
-      </w:r>
-      <w:proofErr w:type="spellEnd"/>
-      <w:r>
-        <w:rPr>
-          <w:rFonts w:ascii="Comic Sans MS" w:hAnsi="Comic Sans MS"/>
-          <w:lang w:val="el-GR"/>
-        </w:rPr>
-        <w:t xml:space="preserve">. Μάχες σε όλη την πίστα. Οι τέσσερις μπροστά, άλλοι πέντε μετά σε διαφορετικό </w:t>
+        <w:t xml:space="preserve">Ο γίγαντας ο σκηνοθέτης δε ξέρει τι πλάνο να πρωτοδείξει. Μάχες σε όλη την πίστα. Οι τέσσερις μπροστά, άλλοι πέντε μετά σε διαφορετικό </w:t>
       </w:r>
       <w:r>
         <w:rPr>
@@ -771,23 +743,7 @@
           <w:rFonts w:ascii="Comic Sans MS" w:hAnsi="Comic Sans MS"/>
           <w:lang w:val="el-GR"/>
         </w:rPr>
-        <w:t xml:space="preserve"> θέση. Λες να δούμε το ίδιο σκηνικό; Θέλω πολύ, αλλά δε θα το </w:t>
-      </w:r>
-      <w:proofErr w:type="spellStart"/>
-      <w:r>
-        <w:rPr>
-          <w:rFonts w:ascii="Comic Sans MS" w:hAnsi="Comic Sans MS"/>
-          <w:lang w:val="el-GR"/>
-        </w:rPr>
-        <w:t>αντέξω..Οι</w:t>
-      </w:r>
-      <w:proofErr w:type="spellEnd"/>
-      <w:r>
-        <w:rPr>
-          <w:rFonts w:ascii="Comic Sans MS" w:hAnsi="Comic Sans MS"/>
-          <w:lang w:val="el-GR"/>
-        </w:rPr>
-        <w:t xml:space="preserve"> διαφορές ανοίγουν, ο </w:t>
+        <w:t xml:space="preserve"> θέση. Λες να δούμε το ίδιο σκηνικό; Θέλω πολύ, αλλά δε θα το αντέξω..Οι διαφορές ανοίγουν, ο </w:t>
       </w:r>
       <w:r>
         <w:rPr>
